--- a/v1_1/docs/EXECUTIVE_HANDOFF.docx
+++ b/v1_1/docs/EXECUTIVE_HANDOFF.docx
@@ -5,12 +5,16 @@
     <w:p>
       <w:pPr>
         <w:pStyle w:val="Title"/>
+        <w:keepLines/>
       </w:pPr>
       <w:r>
         <w:t>Query Intent Resolver</w:t>
       </w:r>
     </w:p>
     <w:p>
+      <w:pPr>
+        <w:keepLines/>
+      </w:pPr>
       <w:r>
         <w:t>V1.1 | Technical closeout and integration handoff</w:t>
       </w:r>
@@ -18,25 +22,33 @@
     <w:p>
       <w:pPr>
         <w:pStyle w:val="Heading1"/>
+        <w:keepLines/>
       </w:pPr>
       <w:r>
         <w:t>Delivery decision</w:t>
       </w:r>
     </w:p>
     <w:p>
+      <w:pPr>
+        <w:keepLines/>
+      </w:pPr>
       <w:r>
-        <w:t>The query-only engineering package is complete. Internal quality gates are not all met. Live MascotGO deployment is not authorized: concrete handlers, product approval and independently labeled real traffic remain external requirements.</w:t>
+        <w:t>The standalone engineering handoff is complete. The production-quality objective is not. Do not automatically promote V1.1: it falsely short-circuited 9 of 62 predicted short circuits (14.52%), versus 2 of 42 (4.76%) for the preserved V1.0.1 reference. Keep the original reference for comparison and V1.1 for research/integration review. Neither is authorized for live traffic.</w:t>
       </w:r>
     </w:p>
     <w:p>
       <w:pPr>
         <w:pStyle w:val="Heading1"/>
+        <w:keepLines/>
       </w:pPr>
       <w:r>
         <w:t>What was finished</w:t>
       </w:r>
     </w:p>
     <w:p>
+      <w:pPr>
+        <w:keepLines/>
+      </w:pPr>
       <w:r>
         <w:t>The submitted 55-row review was verified against the quarantine queue. 15 labels were retained unchanged; 30 were separately policy-adjudicated; 10 context-dependent queries were excluded. The original reviewer CSV and every original V1 file are unchanged. The strict new fit contains 7,071 queries.</w:t>
       </w:r>
@@ -44,12 +56,16 @@
     <w:p>
       <w:pPr>
         <w:pStyle w:val="Heading1"/>
+        <w:keepLines/>
       </w:pPr>
       <w:r>
         <w:t>Model selection and evidence</w:t>
       </w:r>
     </w:p>
     <w:p>
+      <w:pPr>
+        <w:keepLines/>
+      </w:pPr>
       <w:r>
         <w:t>The selected candidate is linearsvc. Three fixed candidates were evaluated using grouped training out-of-fold predictions. Model, routing threshold and optional lookup rule were fixed before reading evaluation labels. The legacy 300-query benchmark is historical regression evidence, not a new blind test. V1.1 has zero exact and zero heuristic template-family overlaps with its fit; semantic overlap beyond this heuristic remains possible.</w:t>
       </w:r>
@@ -229,12 +245,17 @@
     <w:p>
       <w:pPr>
         <w:pStyle w:val="Heading1"/>
+        <w:keepLines/>
+        <w:pageBreakBefore/>
       </w:pPr>
       <w:r>
         <w:t>Applicability and runtime</w:t>
       </w:r>
     </w:p>
     <w:p>
+      <w:pPr>
+        <w:keepLines/>
+      </w:pPr>
       <w:r>
         <w:t>The balanced 100-case assistant-authored core suite achieved 62.00% accuracy and 0.6175 macro F1. Twenty boundary cases are reported separately. These cases are neither independent human testing nor real-user traffic. The runtime passed 134/134 contract, input-validation, batch, parity and threading checks.</w:t>
       </w:r>
@@ -242,12 +263,16 @@
     <w:p>
       <w:pPr>
         <w:pStyle w:val="Heading1"/>
+        <w:keepLines/>
       </w:pPr>
       <w:r>
         <w:t>Confidence and cost</w:t>
       </w:r>
     </w:p>
     <w:p>
+      <w:pPr>
+        <w:keepLines/>
+      </w:pPr>
       <w:r>
         <w:t>Learned confidence is the probability of the emitted route, not the probability of a discarded prediction. Guard fallback confidence is zero to indicate unknown. No external model API calls or LLM tokens were used in this closeout; infrastructure, CPU and downstream costs are not claimed to be zero.</w:t>
       </w:r>
@@ -255,12 +280,16 @@
     <w:p>
       <w:pPr>
         <w:pStyle w:val="Heading1"/>
+        <w:keepLines/>
       </w:pPr>
       <w:r>
         <w:t>Integration boundary</w:t>
       </w:r>
     </w:p>
     <w:p>
+      <w:pPr>
+        <w:keepLines/>
+      </w:pPr>
       <w:r>
         <w:t>The API accepts raw query_text and returns exactly route and confidence. Persona, page, filters, context and session do not influence V1.1 predictions. Python, CLI, FastAPI, OpenAPI, Docker and explicit four-handler binding examples are supplied. There are no fabricated endpoint URLs, credentials or claimed live Foundry deployments.</w:t>
       </w:r>
@@ -268,12 +297,16 @@
     <w:p>
       <w:pPr>
         <w:pStyle w:val="Heading1"/>
+        <w:keepLines/>
       </w:pPr>
       <w:r>
         <w:t>Peter's remaining decisions</w:t>
       </w:r>
     </w:p>
     <w:p>
+      <w:pPr>
+        <w:keepLines/>
+      </w:pPr>
       <w:r>
         <w:t>Confirm the invocation surface, route-to-handler mapping, indexed-field coverage, optional request fields, preferred deployment environment and an authorized real-query or shadow sample. Approve error tolerances only after independent validation. Issue #5 remains the external product decision record.</w:t>
       </w:r>
@@ -281,17 +314,22 @@
     <w:p>
       <w:pPr>
         <w:pStyle w:val="Heading1"/>
+        <w:keepLines/>
       </w:pPr>
       <w:r>
         <w:t>Use this package</w:t>
       </w:r>
     </w:p>
     <w:p>
+      <w:pPr>
+        <w:keepLines/>
+      </w:pPr>
       <w:r>
         <w:t>Start with v1_1/docs/REVIEWER_BRIEF.html and TECHNICAL_CLOSEOUT.md. Exact metrics, row-level predictions, failures, review dispositions, hashes and environment are under v1_1/artifacts/. Reproduce with PYTHONPATH=v1_1 python -m qir_release.build --repo-root . using the pinned requirements. The previous V1.0.1 remains available for rollback and comparison.</w:t>
       </w:r>
     </w:p>
     <w:sectPr>
+      <w:footerReference w:type="default" r:id="rId9"/>
       <w:pgSz w:w="12240" w:h="15840"/>
       <w:pgMar w:top="936" w:right="1800" w:bottom="936" w:left="1800" w:header="720" w:footer="720" w:gutter="0"/>
       <w:cols w:space="720"/>
@@ -299,6 +337,22 @@
     </w:sectPr>
   </w:body>
 </w:document>
+</file>
+
+<file path=word/footer1.xml><?xml version="1.0" encoding="utf-8"?>
+<w:ftr xmlns:m="http://schemas.openxmlformats.org/officeDocument/2006/math" xmlns:mc="http://schemas.openxmlformats.org/markup-compatibility/2006" xmlns:mo="http://schemas.microsoft.com/office/mac/office/2008/main" xmlns:mv="urn:schemas-microsoft-com:mac:vml" xmlns:o="urn:schemas-microsoft-com:office:office" xmlns:r="http://schemas.openxmlformats.org/officeDocument/2006/relationships" xmlns:v="urn:schemas-microsoft-com:vml" xmlns:w10="urn:schemas-microsoft-com:office:word" xmlns:w14="http://schemas.microsoft.com/office/word/2010/wordml" xmlns:w="http://schemas.openxmlformats.org/wordprocessingml/2006/main" xmlns:wne="http://schemas.microsoft.com/office/word/2006/wordml" xmlns:wp14="http://schemas.microsoft.com/office/word/2010/wordprocessingDrawing" xmlns:wp="http://schemas.openxmlformats.org/drawingml/2006/wordprocessingDrawing" xmlns:wpc="http://schemas.microsoft.com/office/word/2010/wordprocessingCanvas" xmlns:wpg="http://schemas.microsoft.com/office/word/2010/wordprocessingGroup" xmlns:wpi="http://schemas.microsoft.com/office/word/2010/wordprocessingInk" xmlns:wps="http://schemas.microsoft.com/office/word/2010/wordprocessingShape" mc:Ignorable="w14 wp14">
+  <w:p>
+    <w:pPr>
+      <w:pStyle w:val="Footer"/>
+    </w:pPr>
+    <w:r>
+      <w:rPr>
+        <w:sz w:val="16"/>
+      </w:rPr>
+      <w:t>Query Intent Resolver | Engineering handoff, not production authorization</w:t>
+    </w:r>
+  </w:p>
+</w:ftr>
 </file>
 
 <file path=word/numbering.xml><?xml version="1.0" encoding="utf-8"?>
